--- a/docs/diploma/Бахитияр_Санжар_еңбек_қорғау_және_ТҚ.docx
+++ b/docs/diploma/Бахитияр_Санжар_еңбек_қорғау_және_ТҚ.docx
@@ -137,6 +137,21 @@
           <w:sz w:val="28"/>
         </w:rPr>
         <w:t>тақырыбы: «Тәрбие сағатын электронды түрде бекіту және басқаруға арналған ақпараттық жүйе әзірлеу»</w:t>
+      </w:r>
+    </w:p>
+    <w:p>
+      <w:pPr>
+        <w:spacing w:line="360" w:lineRule="auto" w:after="60"/>
+        <w:jc w:val="center"/>
+      </w:pPr>
+      <w:r>
+        <w:rPr>
+          <w:rFonts w:ascii="Times New Roman" w:hAnsi="Times New Roman" w:eastAsia="Times New Roman" w:cs="Times New Roman"/>
+          <w:b/>
+          <w:i w:val="0"/>
+          <w:sz w:val="28"/>
+        </w:rPr>
+        <w:t>Орындаған: П22-4Б тобының студенті Бахитияр Санжар</w:t>
       </w:r>
     </w:p>
     <w:p/>
